--- a/cp2025-source-1-rpm-pai-alquran-hadits-kelas-vii.docx
+++ b/cp2025-source-1-rpm-pai-alquran-hadits-kelas-vii.docx
@@ -658,489 +658,6 @@
         </w:rPr>
       </w:r>
     </w:p>
-    <w:tbl>
-      <w:tblPr>
-        <w:tblStyle w:val="Table2"/>
-        <w:tblW w:w="9628.0" w:type="dxa"/>
-        <w:jc w:val="left"/>
-        <w:tblInd w:w="-15.0" w:type="dxa"/>
-        <w:tblBorders>
-          <w:top w:color="bfe3f7" w:space="0" w:sz="4" w:val="single"/>
-          <w:left w:color="bfe3f7" w:space="0" w:sz="4" w:val="single"/>
-          <w:bottom w:color="bfe3f7" w:space="0" w:sz="4" w:val="single"/>
-          <w:right w:color="bfe3f7" w:space="0" w:sz="4" w:val="single"/>
-          <w:insideH w:color="bfe3f7" w:space="0" w:sz="4" w:val="single"/>
-          <w:insideV w:color="bfe3f7" w:space="0" w:sz="4" w:val="single"/>
-        </w:tblBorders>
-        <w:tblLayout w:type="fixed"/>
-        <w:tblLook w:val="0000"/>
-      </w:tblPr>
-      <w:tblGrid>
-        <w:gridCol w:w="2310"/>
-        <w:gridCol w:w="7318"/>
-        <w:tblGridChange w:id="0">
-          <w:tblGrid>
-            <w:gridCol w:w="2310"/>
-            <w:gridCol w:w="7318"/>
-          </w:tblGrid>
-        </w:tblGridChange>
-      </w:tblGrid>
-      <w:tr>
-        <w:trPr>
-          <w:cantSplit w:val="0"/>
-          <w:tblHeader w:val="1"/>
-        </w:trPr>
-        <w:tc>
-          <w:tcPr>
-            <w:shd w:fill="0e2841" w:val="clear"/>
-            <w:tcMar>
-              <w:top w:w="80.0" w:type="dxa"/>
-              <w:left w:w="120.0" w:type="dxa"/>
-              <w:bottom w:w="80.0" w:type="dxa"/>
-              <w:right w:w="120.0" w:type="dxa"/>
-            </w:tcMar>
-            <w:vAlign w:val="center"/>
-          </w:tcPr>
-          <w:p>
-            <w:pPr>
-              <w:jc w:val="center"/>
-              <w:rPr>
-                <w:rFonts w:ascii="Arial" w:cs="Arial" w:eastAsia="Arial" w:hAnsi="Arial"/>
-              </w:rPr>
-            </w:pPr>
-            <w:r>
-              <w:rPr>
-                <w:rFonts w:ascii="Arial" w:cs="Arial" w:eastAsia="Arial" w:hAnsi="Arial"/>
-                <w:b w:val="1"/>
-                <w:bCs w:val="1"/>
-                <w:color w:val="ffffff"/>
-                <w:sz w:val="20"/>
-                <w:szCs w:val="20"/>
-                <w:rtl w:val="0"/>
-              </w:rPr>
-              <w:t xml:space="preserve">Aspek</w:t>
-            </w:r>
-            <w:r>
-              <w:rPr>
-                <w:rtl w:val="0"/>
-              </w:rPr>
-            </w:r>
-          </w:p>
-        </w:tc>
-        <w:tc>
-          <w:tcPr>
-            <w:shd w:fill="0e2841" w:val="clear"/>
-            <w:tcMar>
-              <w:top w:w="80.0" w:type="dxa"/>
-              <w:left w:w="120.0" w:type="dxa"/>
-              <w:bottom w:w="80.0" w:type="dxa"/>
-              <w:right w:w="120.0" w:type="dxa"/>
-            </w:tcMar>
-            <w:vAlign w:val="center"/>
-          </w:tcPr>
-          <w:p>
-            <w:pPr>
-              <w:jc w:val="center"/>
-              <w:rPr>
-                <w:rFonts w:ascii="Arial" w:cs="Arial" w:eastAsia="Arial" w:hAnsi="Arial"/>
-              </w:rPr>
-            </w:pPr>
-            <w:r>
-              <w:rPr>
-                <w:rFonts w:ascii="Arial" w:cs="Arial" w:eastAsia="Arial" w:hAnsi="Arial"/>
-                <w:b w:val="1"/>
-                <w:bCs w:val="1"/>
-                <w:color w:val="ffffff"/>
-                <w:sz w:val="20"/>
-                <w:szCs w:val="20"/>
-                <w:rtl w:val="0"/>
-              </w:rPr>
-              <w:t xml:space="preserve">Deskripsi</w:t>
-            </w:r>
-            <w:r>
-              <w:rPr>
-                <w:rtl w:val="0"/>
-              </w:rPr>
-            </w:r>
-          </w:p>
-        </w:tc>
-      </w:tr>
-      <w:tr>
-        <w:trPr>
-          <w:cantSplit w:val="0"/>
-          <w:tblHeader w:val="0"/>
-        </w:trPr>
-        <w:tc>
-          <w:tcPr>
-            <w:shd w:fill="eaf6fe" w:val="clear"/>
-            <w:tcMar>
-              <w:top w:w="80.0" w:type="dxa"/>
-              <w:left w:w="120.0" w:type="dxa"/>
-              <w:bottom w:w="80.0" w:type="dxa"/>
-              <w:right w:w="120.0" w:type="dxa"/>
-            </w:tcMar>
-            <w:vAlign w:val="center"/>
-          </w:tcPr>
-          <w:p>
-            <w:pPr>
-              <w:rPr>
-                <w:rFonts w:ascii="Arial" w:cs="Arial" w:eastAsia="Arial" w:hAnsi="Arial"/>
-              </w:rPr>
-            </w:pPr>
-            <w:r>
-              <w:rPr>
-                <w:rFonts w:ascii="Arial" w:cs="Arial" w:eastAsia="Arial" w:hAnsi="Arial"/>
-                <w:b w:val="1"/>
-                <w:bCs w:val="1"/>
-                <w:color w:val="0e2841"/>
-                <w:sz w:val="20"/>
-                <w:szCs w:val="20"/>
-                <w:rtl w:val="0"/>
-              </w:rPr>
-              <w:t xml:space="preserve">Analisis Pengetahuan Awal</w:t>
-            </w:r>
-            <w:r>
-              <w:rPr>
-                <w:rtl w:val="0"/>
-              </w:rPr>
-            </w:r>
-          </w:p>
-        </w:tc>
-        <w:tc>
-          <w:tcPr>
-            <w:shd w:fill="eaf6fe" w:val="clear"/>
-            <w:tcMar>
-              <w:top w:w="80.0" w:type="dxa"/>
-              <w:left w:w="150.0" w:type="dxa"/>
-              <w:bottom w:w="80.0" w:type="dxa"/>
-              <w:right w:w="120.0" w:type="dxa"/>
-            </w:tcMar>
-          </w:tcPr>
-          <w:p>
-            <w:pPr>
-              <w:jc w:val="both"/>
-              <w:rPr>
-                <w:rFonts w:ascii="Arial" w:cs="Arial" w:eastAsia="Arial" w:hAnsi="Arial"/>
-              </w:rPr>
-            </w:pPr>
-            <w:r>
-              <w:rPr>
-                <w:rFonts w:ascii="Arial" w:cs="Arial" w:eastAsia="Arial" w:hAnsi="Arial"/>
-                <w:sz w:val="20"/>
-                <w:szCs w:val="20"/>
-                <w:rtl w:val="0"/>
-              </w:rPr>
-              <w:t xml:space="preserve">Guru melakukan asesmen diagnostik melalui pertanyaan pemantik dan tanya jawab singkat (mengecek pengenalan huruf hijaiyah, hukum bacaan “Al”, serta pemahaman awal makna iman) untuk memetakan kesenjangan pemahaman murid sebelum masuk pada kajian Q.S. al-Baqarah/1:285.</w:t>
-            </w:r>
-            <w:r>
-              <w:rPr>
-                <w:rtl w:val="0"/>
-              </w:rPr>
-            </w:r>
-          </w:p>
-        </w:tc>
-      </w:tr>
-      <w:tr>
-        <w:trPr>
-          <w:cantSplit w:val="0"/>
-          <w:tblHeader w:val="0"/>
-        </w:trPr>
-        <w:tc>
-          <w:tcPr>
-            <w:shd w:fill="ffffff" w:val="clear"/>
-            <w:tcMar>
-              <w:top w:w="80.0" w:type="dxa"/>
-              <w:left w:w="120.0" w:type="dxa"/>
-              <w:bottom w:w="80.0" w:type="dxa"/>
-              <w:right w:w="120.0" w:type="dxa"/>
-            </w:tcMar>
-            <w:vAlign w:val="center"/>
-          </w:tcPr>
-          <w:p>
-            <w:pPr>
-              <w:rPr>
-                <w:rFonts w:ascii="Arial" w:cs="Arial" w:eastAsia="Arial" w:hAnsi="Arial"/>
-              </w:rPr>
-            </w:pPr>
-            <w:r>
-              <w:rPr>
-                <w:rFonts w:ascii="Arial" w:cs="Arial" w:eastAsia="Arial" w:hAnsi="Arial"/>
-                <w:b w:val="1"/>
-                <w:bCs w:val="1"/>
-                <w:color w:val="0e2841"/>
-                <w:sz w:val="20"/>
-                <w:szCs w:val="20"/>
-                <w:rtl w:val="0"/>
-              </w:rPr>
-              <w:t xml:space="preserve">Observasi dan Refleksi</w:t>
-            </w:r>
-            <w:r>
-              <w:rPr>
-                <w:rtl w:val="0"/>
-              </w:rPr>
-            </w:r>
-          </w:p>
-        </w:tc>
-        <w:tc>
-          <w:tcPr>
-            <w:shd w:fill="ffffff" w:val="clear"/>
-            <w:tcMar>
-              <w:top w:w="80.0" w:type="dxa"/>
-              <w:left w:w="150.0" w:type="dxa"/>
-              <w:bottom w:w="80.0" w:type="dxa"/>
-              <w:right w:w="120.0" w:type="dxa"/>
-            </w:tcMar>
-          </w:tcPr>
-          <w:p>
-            <w:pPr>
-              <w:jc w:val="both"/>
-              <w:rPr>
-                <w:rFonts w:ascii="Arial" w:cs="Arial" w:eastAsia="Arial" w:hAnsi="Arial"/>
-              </w:rPr>
-            </w:pPr>
-            <w:r>
-              <w:rPr>
-                <w:rFonts w:ascii="Arial" w:cs="Arial" w:eastAsia="Arial" w:hAnsi="Arial"/>
-                <w:sz w:val="20"/>
-                <w:szCs w:val="20"/>
-                <w:rtl w:val="0"/>
-              </w:rPr>
-              <w:t xml:space="preserve">Guru mengamati keterlibatan, rasa ingin tahu, dan kemampuan murid mengaitkan pengalaman membaca Al-Qur’an sehari-hari dengan konsep keimanan yang akan dipelajari.</w:t>
-            </w:r>
-            <w:r>
-              <w:rPr>
-                <w:rtl w:val="0"/>
-              </w:rPr>
-            </w:r>
-          </w:p>
-        </w:tc>
-      </w:tr>
-      <w:tr>
-        <w:trPr>
-          <w:cantSplit w:val="0"/>
-          <w:tblHeader w:val="0"/>
-        </w:trPr>
-        <w:tc>
-          <w:tcPr>
-            <w:shd w:fill="eaf6fe" w:val="clear"/>
-            <w:tcMar>
-              <w:top w:w="80.0" w:type="dxa"/>
-              <w:left w:w="120.0" w:type="dxa"/>
-              <w:bottom w:w="80.0" w:type="dxa"/>
-              <w:right w:w="120.0" w:type="dxa"/>
-            </w:tcMar>
-            <w:vAlign w:val="center"/>
-          </w:tcPr>
-          <w:p>
-            <w:pPr>
-              <w:rPr>
-                <w:rFonts w:ascii="Arial" w:cs="Arial" w:eastAsia="Arial" w:hAnsi="Arial"/>
-              </w:rPr>
-            </w:pPr>
-            <w:r>
-              <w:rPr>
-                <w:rFonts w:ascii="Arial" w:cs="Arial" w:eastAsia="Arial" w:hAnsi="Arial"/>
-                <w:b w:val="1"/>
-                <w:bCs w:val="1"/>
-                <w:color w:val="0e2841"/>
-                <w:sz w:val="20"/>
-                <w:szCs w:val="20"/>
-                <w:rtl w:val="0"/>
-              </w:rPr>
-              <w:t xml:space="preserve">Inventarisasi Gaya Belajar dan Minat</w:t>
-            </w:r>
-            <w:r>
-              <w:rPr>
-                <w:rtl w:val="0"/>
-              </w:rPr>
-            </w:r>
-          </w:p>
-        </w:tc>
-        <w:tc>
-          <w:tcPr>
-            <w:shd w:fill="eaf6fe" w:val="clear"/>
-            <w:tcMar>
-              <w:top w:w="80.0" w:type="dxa"/>
-              <w:left w:w="150.0" w:type="dxa"/>
-              <w:bottom w:w="80.0" w:type="dxa"/>
-              <w:right w:w="120.0" w:type="dxa"/>
-            </w:tcMar>
-          </w:tcPr>
-          <w:p>
-            <w:pPr>
-              <w:jc w:val="both"/>
-              <w:rPr>
-                <w:rFonts w:ascii="Arial" w:cs="Arial" w:eastAsia="Arial" w:hAnsi="Arial"/>
-              </w:rPr>
-            </w:pPr>
-            <w:r>
-              <w:rPr>
-                <w:rFonts w:ascii="Arial" w:cs="Arial" w:eastAsia="Arial" w:hAnsi="Arial"/>
-                <w:sz w:val="20"/>
-                <w:szCs w:val="20"/>
-                <w:rtl w:val="0"/>
-              </w:rPr>
-              <w:t xml:space="preserve">Guru menggunakan angket sederhana/wawancara singkat untuk mengetahui gaya belajar dominan (visual, auditori, kinestetik) agar metode tahsin, diskusi kelompok, dan simulasi dapat disesuaikan.</w:t>
-            </w:r>
-            <w:r>
-              <w:rPr>
-                <w:rtl w:val="0"/>
-              </w:rPr>
-            </w:r>
-          </w:p>
-        </w:tc>
-      </w:tr>
-      <w:tr>
-        <w:trPr>
-          <w:cantSplit w:val="0"/>
-          <w:tblHeader w:val="0"/>
-        </w:trPr>
-        <w:tc>
-          <w:tcPr>
-            <w:shd w:fill="ffffff" w:val="clear"/>
-            <w:tcMar>
-              <w:top w:w="80.0" w:type="dxa"/>
-              <w:left w:w="120.0" w:type="dxa"/>
-              <w:bottom w:w="80.0" w:type="dxa"/>
-              <w:right w:w="120.0" w:type="dxa"/>
-            </w:tcMar>
-            <w:vAlign w:val="center"/>
-          </w:tcPr>
-          <w:p>
-            <w:pPr>
-              <w:rPr>
-                <w:rFonts w:ascii="Arial" w:cs="Arial" w:eastAsia="Arial" w:hAnsi="Arial"/>
-              </w:rPr>
-            </w:pPr>
-            <w:r>
-              <w:rPr>
-                <w:rFonts w:ascii="Arial" w:cs="Arial" w:eastAsia="Arial" w:hAnsi="Arial"/>
-                <w:b w:val="1"/>
-                <w:bCs w:val="1"/>
-                <w:color w:val="0e2841"/>
-                <w:sz w:val="20"/>
-                <w:szCs w:val="20"/>
-                <w:rtl w:val="0"/>
-              </w:rPr>
-              <w:t xml:space="preserve">Analisis Keterampilan Berpikir Tingkat Tinggi (HOTS)</w:t>
-            </w:r>
-            <w:r>
-              <w:rPr>
-                <w:rtl w:val="0"/>
-              </w:rPr>
-            </w:r>
-          </w:p>
-        </w:tc>
-        <w:tc>
-          <w:tcPr>
-            <w:shd w:fill="ffffff" w:val="clear"/>
-            <w:tcMar>
-              <w:top w:w="80.0" w:type="dxa"/>
-              <w:left w:w="150.0" w:type="dxa"/>
-              <w:bottom w:w="80.0" w:type="dxa"/>
-              <w:right w:w="120.0" w:type="dxa"/>
-            </w:tcMar>
-          </w:tcPr>
-          <w:p>
-            <w:pPr>
-              <w:jc w:val="both"/>
-              <w:rPr>
-                <w:rFonts w:ascii="Arial" w:cs="Arial" w:eastAsia="Arial" w:hAnsi="Arial"/>
-              </w:rPr>
-            </w:pPr>
-            <w:r>
-              <w:rPr>
-                <w:rFonts w:ascii="Arial" w:cs="Arial" w:eastAsia="Arial" w:hAnsi="Arial"/>
-                <w:sz w:val="20"/>
-                <w:szCs w:val="20"/>
-                <w:rtl w:val="0"/>
-              </w:rPr>
-              <w:t xml:space="preserve">Guru memberikan tugas menganalisis keterkaitan hukum tajwid dengan ketepatan makna ayat serta merumuskan nilai keimanan sebagai pedoman hidup, guna memetakan murid yang memerlukan pendampingan lanjutan.</w:t>
-            </w:r>
-            <w:r>
-              <w:rPr>
-                <w:rtl w:val="0"/>
-              </w:rPr>
-            </w:r>
-          </w:p>
-        </w:tc>
-      </w:tr>
-      <w:tr>
-        <w:trPr>
-          <w:cantSplit w:val="0"/>
-          <w:tblHeader w:val="0"/>
-        </w:trPr>
-        <w:tc>
-          <w:tcPr>
-            <w:shd w:fill="eaf6fe" w:val="clear"/>
-            <w:tcMar>
-              <w:top w:w="80.0" w:type="dxa"/>
-              <w:left w:w="120.0" w:type="dxa"/>
-              <w:bottom w:w="80.0" w:type="dxa"/>
-              <w:right w:w="120.0" w:type="dxa"/>
-            </w:tcMar>
-            <w:vAlign w:val="center"/>
-          </w:tcPr>
-          <w:p>
-            <w:pPr>
-              <w:rPr>
-                <w:rFonts w:ascii="Arial" w:cs="Arial" w:eastAsia="Arial" w:hAnsi="Arial"/>
-              </w:rPr>
-            </w:pPr>
-            <w:r>
-              <w:rPr>
-                <w:rFonts w:ascii="Arial" w:cs="Arial" w:eastAsia="Arial" w:hAnsi="Arial"/>
-                <w:b w:val="1"/>
-                <w:bCs w:val="1"/>
-                <w:color w:val="0e2841"/>
-                <w:sz w:val="20"/>
-                <w:szCs w:val="20"/>
-                <w:rtl w:val="0"/>
-              </w:rPr>
-              <w:t xml:space="preserve">Konteks Sosial dan Emosional</w:t>
-            </w:r>
-            <w:r>
-              <w:rPr>
-                <w:rtl w:val="0"/>
-              </w:rPr>
-            </w:r>
-          </w:p>
-        </w:tc>
-        <w:tc>
-          <w:tcPr>
-            <w:shd w:fill="eaf6fe" w:val="clear"/>
-            <w:tcMar>
-              <w:top w:w="80.0" w:type="dxa"/>
-              <w:left w:w="150.0" w:type="dxa"/>
-              <w:bottom w:w="80.0" w:type="dxa"/>
-              <w:right w:w="120.0" w:type="dxa"/>
-            </w:tcMar>
-          </w:tcPr>
-          <w:p>
-            <w:pPr>
-              <w:jc w:val="both"/>
-              <w:rPr>
-                <w:rFonts w:ascii="Arial" w:cs="Arial" w:eastAsia="Arial" w:hAnsi="Arial"/>
-              </w:rPr>
-            </w:pPr>
-            <w:r>
-              <w:rPr>
-                <w:rFonts w:ascii="Arial" w:cs="Arial" w:eastAsia="Arial" w:hAnsi="Arial"/>
-                <w:sz w:val="20"/>
-                <w:szCs w:val="20"/>
-                <w:rtl w:val="0"/>
-              </w:rPr>
-              <w:t xml:space="preserve">Guru membangun suasana kelas yang religius dan suportif, memberi penguatan positif bagi murid yang belum lancar membaca Al-Qur’an, dan menerapkan diferensiasi proses melalui kelompok tahsin sesuai kemampuan membaca.</w:t>
-            </w:r>
-            <w:r>
-              <w:rPr>
-                <w:rtl w:val="0"/>
-              </w:rPr>
-            </w:r>
-          </w:p>
-        </w:tc>
-      </w:tr>
-    </w:tbl>
     <w:p>
       <w:pPr>
         <w:pBdr>
